--- a/cheatsheet/git cheat sheet(v2).docx
+++ b/cheatsheet/git cheat sheet(v2).docx
@@ -8,27 +8,9 @@
       </w:r>
     </w:p>
     <w:p>
-      <w:proofErr w:type="spellStart"/>
-      <w:r>
-        <w:t>winget</w:t>
-      </w:r>
-      <w:proofErr w:type="spellEnd"/>
-      <w:r>
-        <w:t xml:space="preserve"> install --id </w:t>
-      </w:r>
-      <w:proofErr w:type="spellStart"/>
-      <w:r>
-        <w:t>Git.Git</w:t>
-      </w:r>
-      <w:proofErr w:type="spellEnd"/>
-      <w:r>
-        <w:t xml:space="preserve"> -e --source </w:t>
-      </w:r>
-      <w:proofErr w:type="spellStart"/>
-      <w:r>
-        <w:t>winget</w:t>
-      </w:r>
-      <w:proofErr w:type="spellEnd"/>
+      <w:r>
+        <w:t>winget install --id Git.Git -e --source winget</w:t>
+      </w:r>
     </w:p>
     <w:p/>
     <w:p>
@@ -73,14 +55,12 @@
       <w:r>
         <w:t xml:space="preserve">ectory in </w:t>
       </w:r>
-      <w:proofErr w:type="spellStart"/>
       <w:r>
         <w:rPr>
           <w:color w:val="FF0000"/>
         </w:rPr>
         <w:t>cmd</w:t>
       </w:r>
-      <w:proofErr w:type="spellEnd"/>
     </w:p>
     <w:p>
       <w:pPr>
@@ -92,23 +72,13 @@
     </w:p>
     <w:p>
       <w:r>
-        <w:t xml:space="preserve">go back </w:t>
-      </w:r>
-      <w:proofErr w:type="spellStart"/>
-      <w:r>
-        <w:t>dir</w:t>
-      </w:r>
-      <w:proofErr w:type="spellEnd"/>
-    </w:p>
-    <w:p>
-      <w:r>
-        <w:t>cd</w:t>
-      </w:r>
-      <w:proofErr w:type="gramStart"/>
-      <w:r>
-        <w:t xml:space="preserve"> ..</w:t>
-      </w:r>
-      <w:proofErr w:type="gramEnd"/>
+        <w:t>go back dir</w:t>
+      </w:r>
+    </w:p>
+    <w:p>
+      <w:r>
+        <w:t>cd ..</w:t>
+      </w:r>
     </w:p>
     <w:p>
       <w:r>
@@ -119,27 +89,14 @@
       <w:pPr>
         <w:ind w:firstLine="720"/>
       </w:pPr>
-      <w:proofErr w:type="spellStart"/>
-      <w:r>
-        <w:t>mkdir</w:t>
-      </w:r>
-      <w:proofErr w:type="spellEnd"/>
-      <w:r>
-        <w:t xml:space="preserve"> git</w:t>
+      <w:r>
+        <w:t>mkdir git</w:t>
       </w:r>
     </w:p>
     <w:p/>
     <w:p>
       <w:r>
-        <w:t xml:space="preserve">initialising an </w:t>
-      </w:r>
-      <w:proofErr w:type="gramStart"/>
-      <w:r>
-        <w:t>empty folder /repos</w:t>
-      </w:r>
-      <w:proofErr w:type="gramEnd"/>
-      <w:r>
-        <w:t xml:space="preserve"> as a SCM</w:t>
+        <w:t>initialising an empty folder /repos as a SCM</w:t>
       </w:r>
     </w:p>
     <w:p>
@@ -147,13 +104,8 @@
         <w:ind w:firstLine="720"/>
       </w:pPr>
       <w:r>
-        <w:t xml:space="preserve">git </w:t>
-      </w:r>
-      <w:proofErr w:type="spellStart"/>
-      <w:r>
-        <w:t>init</w:t>
-      </w:r>
-      <w:proofErr w:type="spellEnd"/>
+        <w:t>git init</w:t>
+      </w:r>
     </w:p>
     <w:p>
       <w:pPr>
@@ -187,25 +139,13 @@
           <w:u w:val="none"/>
         </w:rPr>
       </w:pPr>
-      <w:proofErr w:type="spellStart"/>
-      <w:proofErr w:type="gramStart"/>
-      <w:r>
-        <w:rPr>
-          <w:rStyle w:val="Hyperlink"/>
-          <w:color w:val="auto"/>
-          <w:u w:val="none"/>
-        </w:rPr>
-        <w:t>lets</w:t>
-      </w:r>
-      <w:proofErr w:type="spellEnd"/>
-      <w:proofErr w:type="gramEnd"/>
-      <w:r>
-        <w:rPr>
-          <w:rStyle w:val="Hyperlink"/>
-          <w:color w:val="auto"/>
-          <w:u w:val="none"/>
-        </w:rPr>
-        <w:t xml:space="preserve"> say we create a file </w:t>
+      <w:r>
+        <w:rPr>
+          <w:rStyle w:val="Hyperlink"/>
+          <w:color w:val="auto"/>
+          <w:u w:val="none"/>
+        </w:rPr>
+        <w:t xml:space="preserve">lets say we create a file </w:t>
       </w:r>
       <w:r>
         <w:rPr>
@@ -497,13 +437,8 @@
         <w:t xml:space="preserve"> </w:t>
       </w:r>
       <w:r>
-        <w:t xml:space="preserve">git </w:t>
-      </w:r>
-      <w:proofErr w:type="gramStart"/>
-      <w:r>
-        <w:t>add .</w:t>
-      </w:r>
-      <w:proofErr w:type="gramEnd"/>
+        <w:t>git add .</w:t>
+      </w:r>
     </w:p>
     <w:p>
       <w:pPr>
@@ -562,23 +497,15 @@
     <w:p>
       <w:r>
         <w:tab/>
-        <w:t>Git commit –m “</w:t>
-      </w:r>
-      <w:proofErr w:type="gramStart"/>
-      <w:r>
-        <w:t>….your</w:t>
-      </w:r>
-      <w:proofErr w:type="gramEnd"/>
-      <w:r>
-        <w:t xml:space="preserve"> </w:t>
-      </w:r>
-      <w:proofErr w:type="gramStart"/>
-      <w:r>
-        <w:t>message..</w:t>
-      </w:r>
-      <w:proofErr w:type="gramEnd"/>
-      <w:r>
-        <w:t>”</w:t>
+      </w:r>
+      <w:r>
+        <w:t>git commit -m "</w:t>
+      </w:r>
+      <w:r>
+        <w:t xml:space="preserve">your message </w:t>
+      </w:r>
+      <w:r>
+        <w:t>3rd commit"</w:t>
       </w:r>
       <w:r>
         <w:tab/>
@@ -633,15 +560,7 @@
         <w:ind w:left="720"/>
       </w:pPr>
       <w:r>
-        <w:t xml:space="preserve">For files not added via the git add command but manually, it cannot be </w:t>
-      </w:r>
-      <w:proofErr w:type="gramStart"/>
-      <w:r>
-        <w:t>remove</w:t>
-      </w:r>
-      <w:proofErr w:type="gramEnd"/>
-      <w:r>
-        <w:t xml:space="preserve"> by above command until git add file3.txt is done and git commit</w:t>
+        <w:t>For files not added via the git add command but manually, it cannot be remove by above command until git add file3.txt is done and git commit</w:t>
       </w:r>
     </w:p>
     <w:p/>
@@ -667,23 +586,10 @@
         <w:t>o rename files with</w:t>
       </w:r>
       <w:r>
-        <w:t xml:space="preserve"> </w:t>
-      </w:r>
-      <w:proofErr w:type="spellStart"/>
-      <w:r>
-        <w:t>cmd</w:t>
-      </w:r>
-      <w:proofErr w:type="spellEnd"/>
-      <w:r>
-        <w:t xml:space="preserve">, it </w:t>
-      </w:r>
-      <w:proofErr w:type="gramStart"/>
-      <w:r>
-        <w:t>go</w:t>
-      </w:r>
-      <w:proofErr w:type="gramEnd"/>
-      <w:r>
-        <w:t xml:space="preserve"> into staging.</w:t>
+        <w:t xml:space="preserve"> cmd</w:t>
+      </w:r>
+      <w:r>
+        <w:t>, it go into staging.</w:t>
       </w:r>
       <w:r>
         <w:t xml:space="preserve"> then </w:t>
@@ -731,13 +637,8 @@
         <w:ind w:firstLine="720"/>
       </w:pPr>
       <w:r>
-        <w:t xml:space="preserve">git branch </w:t>
-      </w:r>
-      <w:proofErr w:type="gramStart"/>
-      <w:r>
-        <w:t>subtract</w:t>
-      </w:r>
-      <w:proofErr w:type="gramEnd"/>
+        <w:t>git branch subtract</w:t>
+      </w:r>
     </w:p>
     <w:p>
       <w:r>
@@ -798,7 +699,6 @@
         </w:rPr>
         <w:t xml:space="preserve"> </w:t>
       </w:r>
-      <w:proofErr w:type="gramStart"/>
       <w:r>
         <w:rPr>
           <w:rFonts w:ascii="inherit" w:hAnsi="inherit"/>
@@ -806,7 +706,6 @@
         </w:rPr>
         <w:t>subtract</w:t>
       </w:r>
-      <w:proofErr w:type="gramEnd"/>
     </w:p>
     <w:p/>
     <w:p/>
@@ -852,23 +751,7 @@
       </w:r>
       <w:r>
         <w:tab/>
-        <w:t>“</w:t>
-      </w:r>
-      <w:proofErr w:type="gramStart"/>
-      <w:r>
-        <w:t>write</w:t>
-      </w:r>
-      <w:proofErr w:type="gramEnd"/>
-      <w:r>
-        <w:t xml:space="preserve"> </w:t>
-      </w:r>
-      <w:proofErr w:type="spellStart"/>
-      <w:r>
-        <w:t>ur</w:t>
-      </w:r>
-      <w:proofErr w:type="spellEnd"/>
-      <w:r>
-        <w:t xml:space="preserve"> merge message</w:t>
+        <w:t>“write ur merge message</w:t>
       </w:r>
     </w:p>
     <w:p>
@@ -886,19 +769,7 @@
       </w:r>
       <w:r>
         <w:tab/>
-      </w:r>
-      <w:proofErr w:type="gramStart"/>
-      <w:r>
-        <w:t>Type :</w:t>
-      </w:r>
-      <w:proofErr w:type="spellStart"/>
-      <w:r>
-        <w:t>wq</w:t>
-      </w:r>
-      <w:proofErr w:type="spellEnd"/>
-      <w:proofErr w:type="gramEnd"/>
-      <w:r>
-        <w:t xml:space="preserve"> at the end</w:t>
+        <w:t>Type :wq at the end</w:t>
       </w:r>
     </w:p>
     <w:p/>
@@ -926,43 +797,19 @@
           <w:b/>
           <w:bCs/>
         </w:rPr>
-        <w:t xml:space="preserve">To establish connection with </w:t>
-      </w:r>
-      <w:proofErr w:type="spellStart"/>
+        <w:t>To establish connection with github from git then push master to git hub</w:t>
+      </w:r>
       <w:r>
         <w:rPr>
           <w:b/>
           <w:bCs/>
         </w:rPr>
-        <w:t>github</w:t>
-      </w:r>
-      <w:proofErr w:type="spellEnd"/>
-      <w:r>
-        <w:rPr>
-          <w:b/>
-          <w:bCs/>
-        </w:rPr>
-        <w:t xml:space="preserve"> from git then push master to git hub</w:t>
-      </w:r>
-      <w:r>
-        <w:rPr>
-          <w:b/>
-          <w:bCs/>
-        </w:rPr>
         <w:t>.</w:t>
       </w:r>
     </w:p>
     <w:p>
       <w:r>
-        <w:t xml:space="preserve">To see your </w:t>
-      </w:r>
-      <w:proofErr w:type="spellStart"/>
-      <w:r>
-        <w:t>url</w:t>
-      </w:r>
-      <w:proofErr w:type="spellEnd"/>
-      <w:r>
-        <w:t>, click on the code</w:t>
+        <w:t>To see your url, click on the code</w:t>
       </w:r>
       <w:r>
         <w:t xml:space="preserve">. To see which branch check below </w:t>
@@ -1041,7 +888,7 @@
           </mc:Choice>
           <mc:Fallback>
             <w:pict>
-              <v:rect w14:anchorId="6FF40351" id="Rectangle 4" o:spid="_x0000_s1026" style="position:absolute;margin-left:281pt;margin-top:29.35pt;width:46.1pt;height:17.3pt;z-index:251661312;visibility:visible;mso-wrap-style:square;mso-wrap-distance-left:9pt;mso-wrap-distance-top:0;mso-wrap-distance-right:9pt;mso-wrap-distance-bottom:0;mso-position-horizontal:absolute;mso-position-horizontal-relative:text;mso-position-vertical:absolute;mso-position-vertical-relative:text;v-text-anchor:middle" o:gfxdata="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" filled="f" strokecolor="#00b050" strokeweight="1pt"/>
+              <v:rect w14:anchorId="2F22F88C" id="Rectangle 4" o:spid="_x0000_s1026" style="position:absolute;margin-left:281pt;margin-top:29.35pt;width:46.1pt;height:17.3pt;z-index:251661312;visibility:visible;mso-wrap-style:square;mso-wrap-distance-left:9pt;mso-wrap-distance-top:0;mso-wrap-distance-right:9pt;mso-wrap-distance-bottom:0;mso-position-horizontal:absolute;mso-position-horizontal-relative:text;mso-position-vertical:absolute;mso-position-vertical-relative:text;v-text-anchor:middle" o:gfxdata="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" filled="f" strokecolor="#00b050" strokeweight="1pt"/>
             </w:pict>
           </mc:Fallback>
         </mc:AlternateContent>
@@ -1115,7 +962,7 @@
           </mc:Choice>
           <mc:Fallback>
             <w:pict>
-              <v:rect w14:anchorId="510F7F3A" id="Rectangle 4" o:spid="_x0000_s1026" style="position:absolute;margin-left:3.45pt;margin-top:29.4pt;width:46.1pt;height:17.3pt;z-index:251659264;visibility:visible;mso-wrap-style:square;mso-wrap-distance-left:9pt;mso-wrap-distance-top:0;mso-wrap-distance-right:9pt;mso-wrap-distance-bottom:0;mso-position-horizontal:absolute;mso-position-horizontal-relative:text;mso-position-vertical:absolute;mso-position-vertical-relative:text;v-text-anchor:middle" o:gfxdata="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" filled="f" strokecolor="#00b050" strokeweight="1pt"/>
+              <v:rect w14:anchorId="30AE6280" id="Rectangle 4" o:spid="_x0000_s1026" style="position:absolute;margin-left:3.45pt;margin-top:29.4pt;width:46.1pt;height:17.3pt;z-index:251659264;visibility:visible;mso-wrap-style:square;mso-wrap-distance-left:9pt;mso-wrap-distance-top:0;mso-wrap-distance-right:9pt;mso-wrap-distance-bottom:0;mso-position-horizontal:absolute;mso-position-horizontal-relative:text;mso-position-vertical:absolute;mso-position-vertical-relative:text;v-text-anchor:middle" o:gfxdata="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" filled="f" strokecolor="#00b050" strokeweight="1pt"/>
             </w:pict>
           </mc:Fallback>
         </mc:AlternateContent>
@@ -1321,25 +1168,7 @@
           <w:szCs w:val="18"/>
         </w:rPr>
         <w:lastRenderedPageBreak/>
-        <w:t xml:space="preserve">where to find the </w:t>
-      </w:r>
-      <w:proofErr w:type="spellStart"/>
-      <w:r>
-        <w:rPr>
-          <w:rFonts w:ascii="Lucida Console" w:hAnsi="Lucida Console" w:cs="Lucida Console"/>
-          <w:sz w:val="18"/>
-          <w:szCs w:val="18"/>
-        </w:rPr>
-        <w:t>github</w:t>
-      </w:r>
-      <w:proofErr w:type="spellEnd"/>
-      <w:r>
-        <w:rPr>
-          <w:rFonts w:ascii="Lucida Console" w:hAnsi="Lucida Console" w:cs="Lucida Console"/>
-          <w:sz w:val="18"/>
-          <w:szCs w:val="18"/>
-        </w:rPr>
-        <w:t xml:space="preserve"> hyperlink?</w:t>
+        <w:t>where to find the github hyperlink?</w:t>
       </w:r>
     </w:p>
     <w:p>
@@ -1572,15 +1401,7 @@
     </w:p>
     <w:p>
       <w:r>
-        <w:t xml:space="preserve">To clone </w:t>
-      </w:r>
-      <w:proofErr w:type="spellStart"/>
-      <w:r>
-        <w:t>github</w:t>
-      </w:r>
-      <w:proofErr w:type="spellEnd"/>
-      <w:r>
-        <w:t xml:space="preserve"> things</w:t>
+        <w:t>To clone github things</w:t>
       </w:r>
     </w:p>
     <w:p>
@@ -1661,15 +1482,7 @@
         <w:ind w:firstLine="720"/>
       </w:pPr>
       <w:r>
-        <w:t xml:space="preserve">git revert </w:t>
-      </w:r>
-      <w:proofErr w:type="spellStart"/>
-      <w:r>
-        <w:t>hashcode</w:t>
-      </w:r>
-      <w:proofErr w:type="spellEnd"/>
-      <w:r>
-        <w:t xml:space="preserve"> </w:t>
+        <w:t xml:space="preserve">git revert hashcode </w:t>
       </w:r>
     </w:p>
     <w:p>
@@ -1792,35 +1605,13 @@
     <w:p>
       <w:r>
         <w:tab/>
-      </w:r>
-      <w:proofErr w:type="spellStart"/>
-      <w:proofErr w:type="gramStart"/>
-      <w:r>
-        <w:t>mkdir</w:t>
-      </w:r>
-      <w:proofErr w:type="spellEnd"/>
-      <w:r>
-        <w:t xml:space="preserve"> .</w:t>
-      </w:r>
-      <w:proofErr w:type="spellStart"/>
-      <w:r>
-        <w:t>gitignore</w:t>
-      </w:r>
-      <w:proofErr w:type="spellEnd"/>
-      <w:proofErr w:type="gramEnd"/>
+        <w:t>mkdir .gitignore</w:t>
+      </w:r>
     </w:p>
     <w:p>
       <w:r>
         <w:tab/>
-        <w:t xml:space="preserve">Git commit –m “add </w:t>
-      </w:r>
-      <w:proofErr w:type="spellStart"/>
-      <w:r>
-        <w:t>gitignore</w:t>
-      </w:r>
-      <w:proofErr w:type="spellEnd"/>
-      <w:r>
-        <w:t>”</w:t>
+        <w:t>Git commit –m “add gitignore”</w:t>
       </w:r>
       <w:r>
         <w:tab/>
@@ -2120,43 +1911,13 @@
         </w:rPr>
         <w:tab/>
       </w:r>
-      <w:proofErr w:type="spellStart"/>
-      <w:proofErr w:type="gramStart"/>
       <w:r>
         <w:rPr>
           <w:rStyle w:val="HTMLCode"/>
           <w:rFonts w:ascii="var(--ff-mono)" w:hAnsi="var(--ff-mono)"/>
           <w:bdr w:val="none" w:sz="0" w:space="0" w:color="auto" w:frame="1"/>
         </w:rPr>
-        <w:t>Mkdir</w:t>
-      </w:r>
-      <w:proofErr w:type="spellEnd"/>
-      <w:r>
-        <w:rPr>
-          <w:rStyle w:val="HTMLCode"/>
-          <w:rFonts w:ascii="var(--ff-mono)" w:hAnsi="var(--ff-mono)"/>
-          <w:bdr w:val="none" w:sz="0" w:space="0" w:color="auto" w:frame="1"/>
-        </w:rPr>
-        <w:t xml:space="preserve"> .</w:t>
-      </w:r>
-      <w:proofErr w:type="spellStart"/>
-      <w:r>
-        <w:rPr>
-          <w:rStyle w:val="HTMLCode"/>
-          <w:rFonts w:ascii="var(--ff-mono)" w:hAnsi="var(--ff-mono)"/>
-          <w:bdr w:val="none" w:sz="0" w:space="0" w:color="auto" w:frame="1"/>
-        </w:rPr>
-        <w:t>github</w:t>
-      </w:r>
-      <w:proofErr w:type="spellEnd"/>
-      <w:proofErr w:type="gramEnd"/>
-      <w:r>
-        <w:rPr>
-          <w:rStyle w:val="HTMLCode"/>
-          <w:rFonts w:ascii="var(--ff-mono)" w:hAnsi="var(--ff-mono)"/>
-          <w:bdr w:val="none" w:sz="0" w:space="0" w:color="auto" w:frame="1"/>
-        </w:rPr>
-        <w:t>\workflows</w:t>
+        <w:t>Mkdir .github\workflows</w:t>
       </w:r>
     </w:p>
     <w:p>
@@ -2181,39 +1942,8 @@
           <w:bdr w:val="none" w:sz="0" w:space="0" w:color="auto" w:frame="1"/>
           <w:lang w:eastAsia="en-SG"/>
         </w:rPr>
-        <w:t>Echo '' &gt; .</w:t>
-      </w:r>
-      <w:proofErr w:type="spellStart"/>
-      <w:r>
-        <w:rPr>
-          <w:rStyle w:val="HTMLCode"/>
-          <w:rFonts w:ascii="var(--ff-mono)" w:eastAsiaTheme="minorHAnsi" w:hAnsi="var(--ff-mono)"/>
-          <w:bdr w:val="none" w:sz="0" w:space="0" w:color="auto" w:frame="1"/>
-          <w:lang w:eastAsia="en-SG"/>
-        </w:rPr>
-        <w:t>github</w:t>
-      </w:r>
-      <w:proofErr w:type="spellEnd"/>
-      <w:r>
-        <w:rPr>
-          <w:rStyle w:val="HTMLCode"/>
-          <w:rFonts w:ascii="var(--ff-mono)" w:eastAsiaTheme="minorHAnsi" w:hAnsi="var(--ff-mono)"/>
-          <w:bdr w:val="none" w:sz="0" w:space="0" w:color="auto" w:frame="1"/>
-          <w:lang w:eastAsia="en-SG"/>
-        </w:rPr>
-        <w:t>\workflows\</w:t>
-      </w:r>
-      <w:proofErr w:type="spellStart"/>
-      <w:r>
-        <w:rPr>
-          <w:rStyle w:val="HTMLCode"/>
-          <w:rFonts w:ascii="var(--ff-mono)" w:eastAsiaTheme="minorHAnsi" w:hAnsi="var(--ff-mono)"/>
-          <w:bdr w:val="none" w:sz="0" w:space="0" w:color="auto" w:frame="1"/>
-          <w:lang w:eastAsia="en-SG"/>
-        </w:rPr>
-        <w:t>ci.yml</w:t>
-      </w:r>
-      <w:proofErr w:type="spellEnd"/>
+        <w:t>Echo '' &gt; .github\workflows\ci.yml</w:t>
+      </w:r>
     </w:p>
     <w:sectPr>
       <w:headerReference w:type="even" r:id="rId14"/>
